--- a/reporting/subdocs_templates/table_of_top_vulnerabilities_by_occurrence_template.docx
+++ b/reporting/subdocs_templates/table_of_top_vulnerabilities_by_occurrence_template.docx
@@ -4,8 +4,8 @@
   <w:body>
     <w:tbl>
       <w:tblPr>
-        <w:tblpPr w:leftFromText="141" w:rightFromText="141" w:vertAnchor="text" w:horzAnchor="margin" w:tblpXSpec="center" w:tblpY="-61"/>
-        <w:tblW w:w="7976" w:type="dxa"/>
+        <w:tblW w:w="9639" w:type="dxa"/>
+        <w:jc w:val="center"/>
         <w:tblBorders>
           <w:top w:val="single" w:sz="4" w:space="0" w:color="999999"/>
           <w:left w:val="single" w:sz="4" w:space="0" w:color="999999"/>
@@ -18,12 +18,13 @@
         <w:tblLook w:val="04A0" w:firstRow="1" w:lastRow="0" w:firstColumn="1" w:lastColumn="0" w:noHBand="0" w:noVBand="1"/>
       </w:tblPr>
       <w:tblGrid>
-        <w:gridCol w:w="1555"/>
-        <w:gridCol w:w="6421"/>
+        <w:gridCol w:w="1879"/>
+        <w:gridCol w:w="7760"/>
       </w:tblGrid>
       <w:tr>
         <w:trPr>
           <w:trHeight w:val="340"/>
+          <w:jc w:val="center"/>
         </w:trPr>
         <w:tc>
           <w:tcPr>
@@ -57,7 +58,39 @@
                 <w:szCs w:val="20"/>
                 <w:lang w:val="en-US"/>
               </w:rPr>
-              <w:t xml:space="preserve">{%tr for ocurrance, </w:t>
+              <w:t xml:space="preserve">{%tr for </w:t>
+            </w:r>
+            <w:proofErr w:type="spellStart"/>
+            <w:r>
+              <w:rPr>
+                <w:rFonts w:eastAsia="SimSun"/>
+                <w:color w:val="auto"/>
+                <w:sz w:val="20"/>
+                <w:szCs w:val="20"/>
+                <w:lang w:val="en-US"/>
+              </w:rPr>
+              <w:t>ocurrance</w:t>
+            </w:r>
+            <w:proofErr w:type="spellEnd"/>
+            <w:r>
+              <w:rPr>
+                <w:rFonts w:eastAsia="SimSun"/>
+                <w:color w:val="auto"/>
+                <w:sz w:val="20"/>
+                <w:szCs w:val="20"/>
+                <w:lang w:val="en-US"/>
+              </w:rPr>
+              <w:t xml:space="preserve">, </w:t>
+            </w:r>
+            <w:r>
+              <w:rPr>
+                <w:rFonts w:eastAsia="SimSun"/>
+                <w:color w:val="auto"/>
+                <w:sz w:val="20"/>
+                <w:szCs w:val="20"/>
+                <w:lang w:val="en-US"/>
+              </w:rPr>
+              <w:t xml:space="preserve"> vulnerability</w:t>
             </w:r>
             <w:r>
               <w:rPr>
@@ -77,27 +110,29 @@
                 <w:szCs w:val="20"/>
                 <w:lang w:val="en-US"/>
               </w:rPr>
-              <w:t>vulnerability</w:t>
-            </w:r>
-            <w:r>
-              <w:rPr>
-                <w:rFonts w:eastAsia="SimSun"/>
-                <w:color w:val="auto"/>
-                <w:sz w:val="20"/>
-                <w:szCs w:val="20"/>
-                <w:lang w:val="en-US"/>
-              </w:rPr>
-              <w:t xml:space="preserve"> </w:t>
-            </w:r>
-            <w:r>
-              <w:rPr>
-                <w:rFonts w:eastAsia="SimSun"/>
-                <w:color w:val="auto"/>
-                <w:sz w:val="20"/>
-                <w:szCs w:val="20"/>
-                <w:lang w:val="en-US"/>
-              </w:rPr>
-              <w:t>in table.items() %}</w:t>
+              <w:t xml:space="preserve">in </w:t>
+            </w:r>
+            <w:proofErr w:type="spellStart"/>
+            <w:r>
+              <w:rPr>
+                <w:rFonts w:eastAsia="SimSun"/>
+                <w:color w:val="auto"/>
+                <w:sz w:val="20"/>
+                <w:szCs w:val="20"/>
+                <w:lang w:val="en-US"/>
+              </w:rPr>
+              <w:t>table.items</w:t>
+            </w:r>
+            <w:proofErr w:type="spellEnd"/>
+            <w:r>
+              <w:rPr>
+                <w:rFonts w:eastAsia="SimSun"/>
+                <w:color w:val="auto"/>
+                <w:sz w:val="20"/>
+                <w:szCs w:val="20"/>
+                <w:lang w:val="en-US"/>
+              </w:rPr>
+              <w:t>() %}</w:t>
             </w:r>
           </w:p>
         </w:tc>
@@ -105,6 +140,7 @@
       <w:tr>
         <w:trPr>
           <w:trHeight w:val="340"/>
+          <w:jc w:val="center"/>
         </w:trPr>
         <w:tc>
           <w:tcPr>
@@ -142,9 +178,9 @@
                 <w:szCs w:val="20"/>
                 <w:lang w:val="en-US"/>
               </w:rPr>
-              <w:t>{{ loop</w:t>
-            </w:r>
-            <w:proofErr w:type="gramEnd"/>
+              <w:t xml:space="preserve">{{ </w:t>
+            </w:r>
+            <w:proofErr w:type="spellStart"/>
             <w:r>
               <w:rPr>
                 <w:rFonts w:eastAsia="SimSun"/>
@@ -155,7 +191,33 @@
                 <w:szCs w:val="20"/>
                 <w:lang w:val="en-US"/>
               </w:rPr>
-              <w:t>.index }}</w:t>
+              <w:t>loop</w:t>
+            </w:r>
+            <w:proofErr w:type="gramEnd"/>
+            <w:r>
+              <w:rPr>
+                <w:rFonts w:eastAsia="SimSun"/>
+                <w:b/>
+                <w:bCs/>
+                <w:color w:val="auto"/>
+                <w:sz w:val="20"/>
+                <w:szCs w:val="20"/>
+                <w:lang w:val="en-US"/>
+              </w:rPr>
+              <w:t>.index</w:t>
+            </w:r>
+            <w:proofErr w:type="spellEnd"/>
+            <w:r>
+              <w:rPr>
+                <w:rFonts w:eastAsia="SimSun"/>
+                <w:b/>
+                <w:bCs/>
+                <w:color w:val="auto"/>
+                <w:sz w:val="20"/>
+                <w:szCs w:val="20"/>
+                <w:lang w:val="en-US"/>
+              </w:rPr>
+              <w:t xml:space="preserve"> }}</w:t>
             </w:r>
           </w:p>
         </w:tc>
@@ -270,6 +332,7 @@
       <w:tr>
         <w:trPr>
           <w:trHeight w:val="340"/>
+          <w:jc w:val="center"/>
         </w:trPr>
         <w:tc>
           <w:tcPr>
@@ -303,7 +366,29 @@
                 <w:szCs w:val="20"/>
                 <w:lang w:val="en-US"/>
               </w:rPr>
-              <w:t>{%tr endfor %}</w:t>
+              <w:t xml:space="preserve">{%tr </w:t>
+            </w:r>
+            <w:proofErr w:type="spellStart"/>
+            <w:r>
+              <w:rPr>
+                <w:rFonts w:eastAsia="SimSun"/>
+                <w:color w:val="auto"/>
+                <w:sz w:val="20"/>
+                <w:szCs w:val="20"/>
+                <w:lang w:val="en-US"/>
+              </w:rPr>
+              <w:t>endfor</w:t>
+            </w:r>
+            <w:proofErr w:type="spellEnd"/>
+            <w:r>
+              <w:rPr>
+                <w:rFonts w:eastAsia="SimSun"/>
+                <w:color w:val="auto"/>
+                <w:sz w:val="20"/>
+                <w:szCs w:val="20"/>
+                <w:lang w:val="en-US"/>
+              </w:rPr>
+              <w:t xml:space="preserve"> %}</w:t>
             </w:r>
           </w:p>
         </w:tc>
